--- a/docs/Budgets/NUEVOS PRESUPUESTOS PARA IMPRIMIR/PRESUPUESTO DUOSTIM.docx
+++ b/docs/Budgets/NUEVOS PRESUPUESTOS PARA IMPRIMIR/PRESUPUESTO DUOSTIM.docx
@@ -40,13 +40,12 @@
           <w:highlight w:val="white"/>
           <w:rtl w:val="0"/>
         </w:rPr>
-        <w:t xml:space="preserve">HERRERA </w:t>
-      </w:r>
-      <w:r>
-        <w:rPr>
-          <w:rtl w:val="0"/>
-        </w:rPr>
-        <w:t xml:space="preserve"> GERONIMO MARYELIZA</w:t>
+        <w:t>Paciente de Ejemplo</w:t>
+      </w:r>
+      <w:r>
+        <w:rPr>
+          <w:rtl w:val="0"/>
+        </w:rPr>
       </w:r>
       <w:r>
         <w:rPr>
